--- a/qiminyaosu/ralph/生产稿_600/01_衣事/现代齐民要术_01-06-2_人每天睡觉，床上到底会留下什么_生产稿.docx
+++ b/qiminyaosu/ralph/生产稿_600/01_衣事/现代齐民要术_01-06-2_人每天睡觉，床上到底会留下什么_生产稿.docx
@@ -720,13 +720,7 @@
     </w:p>
     <w:p>
       <w:r>
-        <w:rPr>
-          <w:b/>
-        </w:rPr>
-        <w:t>START_FRAME：</w:t>
-      </w:r>
-      <w:r>
-        <w:t>现代中国城市家庭洗衣阳台：米白墙面、浅木储物柜、白色前开门滚筒洗衣机、灰白台面，上午左侧自然光；主体与开头相扣。</w:t>
+        <w:t>START_FRAME（首帧·五锁）：同一衣事空间近景：浅色棉质衣物/织物居中，洗衣阳台、滚筒洗衣机环境清晰，上午左侧自然光，光比柔和，构图以人每天睡觉，床上到底会留下什么对应的冲突对象为主体。</w:t>
       </w:r>
     </w:p>
     <w:p>
@@ -764,13 +758,7 @@
     </w:p>
     <w:p>
       <w:r>
-        <w:rPr>
-          <w:b/>
-        </w:rPr>
-        <w:t>END_FRAME：</w:t>
-      </w:r>
-      <w:r>
-        <w:t>稳定停在可桥接的尾帧，作下一镜首帧。</w:t>
+        <w:t>END_FRAME（尾帧·五锁）：镜头稳定停在衣事空间的一个清晰物件/结构上（浅色棉质衣物/织物，上午左侧自然光，光比柔和），形态位置与下一镜首帧一致，作桥接帧。</w:t>
       </w:r>
     </w:p>
     <w:p>
@@ -813,7 +801,10 @@
     </w:p>
     <w:p>
       <w:r>
-        <w:t>9:16 竖屏，高级半写实 3D/2.5D 现代家庭科学动画。现代中国城市家庭洗衣阳台：米白墙面、浅木储物柜、白色前开门滚筒洗衣机、灰白台面，上午左侧自然光。0—3s 引入「人每天睡觉，床上到底会留下什么」主视觉事件；3—7s 演示/讲解机制与操作；7—10s 收束停在尾帧。无中文文字/字幕/Logo/水印；保持同一光线与镜头空间；无伪实验/伪专家；不出现可读数字表格。</w:t>
+        <w:rPr>
+          <w:b w:val="0"/>
+        </w:rPr>
+        <w:t>9:16 竖屏，高级半写实 3D/2.5D 现代家庭科学动画。现代中国家庭洗衣阳台：米白墙面、浅木储物柜、白色前开门滚筒洗衣机、灰白台面，上午左侧自然光。本镜主题「人每天睡觉，床上到底会留下什么」（母题变量：人体皮屑、汗液与环境灰尘的累积、频率由出汗、宠物、过敏等场景决定、大件负载与洗衣机容量、彻底干燥和换洗周转）。0—3s：放大冲突/常见错误，前1-3秒制造留存；3—7s：用连续镜头把机制或做法讲透；7—10s：收束停在悬念、判断点。本段切入透明剖面/截切示意，展示内部结构。本段推入微观/显微尺度表现细节。本段叠加透明透视示意，透视内部机制。动画风格借用：纤维微观 / 污渍脱落 / 水膜泡沫 / 滚筒机械运动 / 布料变形。镜头最后稳定帧直接作为下一镜首帧。。无中文文字/字幕/Logo/水印/名牌；不改变衣服/材质/产品外观颜色；不出现可读数字表格；不做伪实景/伪医生/伪检测画面。</w:t>
       </w:r>
     </w:p>
     <w:p/>
@@ -860,13 +851,7 @@
     </w:p>
     <w:p>
       <w:r>
-        <w:rPr>
-          <w:b/>
-        </w:rPr>
-        <w:t>START_FRAME：</w:t>
-      </w:r>
-      <w:r>
-        <w:t>现代中国城市家庭洗衣阳台：米白墙面、浅木储物柜、白色前开门滚筒洗衣机、灰白台面，上午左侧自然光；主体与开头相扣。</w:t>
+        <w:t>START_FRAME（首帧·五锁）：自上一镜尾帧继承：浅色棉质衣物/织物保持相同形态/材质/位置，上午左侧自然光，光比柔和，构图连续（五锁）。</w:t>
       </w:r>
     </w:p>
     <w:p>
@@ -904,13 +889,7 @@
     </w:p>
     <w:p>
       <w:r>
-        <w:rPr>
-          <w:b/>
-        </w:rPr>
-        <w:t>END_FRAME：</w:t>
-      </w:r>
-      <w:r>
-        <w:t>稳定停在可桥接的尾帧，作下一镜首帧。</w:t>
+        <w:t>END_FRAME（尾帧·五锁）：镜头稳定停在衣事空间的一个清晰物件/结构上（浅色棉质衣物/织物，上午左侧自然光，光比柔和），形态位置与下一镜首帧一致，作桥接帧。</w:t>
       </w:r>
     </w:p>
     <w:p>
@@ -953,7 +932,10 @@
     </w:p>
     <w:p>
       <w:r>
-        <w:t>9:16 竖屏，高级半写实 3D/2.5D 现代家庭科学动画。现代中国城市家庭洗衣阳台：米白墙面、浅木储物柜、白色前开门滚筒洗衣机、灰白台面，上午左侧自然光。0—3s 引入「人每天睡觉，床上到底会留下什么」主视觉事件；3—7s 演示/讲解机制与操作；7—10s 收束停在尾帧。无中文文字/字幕/Logo/水印；保持同一光线与镜头空间；无伪实验/伪专家；不出现可读数字表格。</w:t>
+        <w:rPr>
+          <w:b w:val="0"/>
+        </w:rPr>
+        <w:t>9:16 竖屏，高级半写实 3D/2.5D 现代家庭科学动画。现代中国家庭洗衣阳台：米白墙面、浅木储物柜、白色前开门滚筒洗衣机、灰白台面，上午左侧自然光。本镜主题「人每天睡觉，床上到底会留下什么」（母题变量：人体皮屑、汗液与环境灰尘的累积、频率由出汗、宠物、过敏等场景决定、大件负载与洗衣机容量、彻底干燥和换洗周转）。0—3s：从日常画面进入微观/剖面/透视；3—7s：用粒子、流动、结构示意表现机制；7—10s：从示意回到现实并落点。本段切入透明剖面/截切示意，展示内部结构。本段推入微观/显微尺度表现细节。本段叠加透明透视示意，透视内部机制。动画风格借用：纤维微观 / 污渍脱落 / 水膜泡沫 / 滚筒机械运动 / 布料变形。镜头最后稳定帧直接作为下一镜首帧。。无中文文字/字幕/Logo/水印/名牌；不改变衣服/材质/产品外观颜色；不出现可读数字表格；不做伪实景/伪医生/伪检测画面。</w:t>
       </w:r>
     </w:p>
     <w:p/>
@@ -1000,13 +982,7 @@
     </w:p>
     <w:p>
       <w:r>
-        <w:rPr>
-          <w:b/>
-        </w:rPr>
-        <w:t>START_FRAME：</w:t>
-      </w:r>
-      <w:r>
-        <w:t>现代中国城市家庭洗衣阳台：米白墙面、浅木储物柜、白色前开门滚筒洗衣机、灰白台面，上午左侧自然光；主体与开头相扣。</w:t>
+        <w:t>START_FRAME（首帧·五锁）：自上一镜尾帧继承：浅色棉质衣物/织物保持相同形态/材质/位置，上午左侧自然光，光比柔和，构图连续（五锁）。</w:t>
       </w:r>
     </w:p>
     <w:p>
@@ -1044,13 +1020,7 @@
     </w:p>
     <w:p>
       <w:r>
-        <w:rPr>
-          <w:b/>
-        </w:rPr>
-        <w:t>END_FRAME：</w:t>
-      </w:r>
-      <w:r>
-        <w:t>稳定停在可桥接的尾帧，作下一镜首帧。</w:t>
+        <w:t>END_FRAME（尾帧·五锁）：镜头稳定停在衣事空间完成态（浅色棉质衣物/织物，上午左侧自然光，光比柔和），画面右下留出供后期放品牌/片尾。</w:t>
       </w:r>
     </w:p>
     <w:p>
@@ -1093,7 +1063,10 @@
     </w:p>
     <w:p>
       <w:r>
-        <w:t>9:16 竖屏，高级半写实 3D/2.5D 现代家庭科学动画。现代中国城市家庭洗衣阳台：米白墙面、浅木储物柜、白色前开门滚筒洗衣机、灰白台面，上午左侧自然光。0—3s 引入「人每天睡觉，床上到底会留下什么」主视觉事件；3—7s 演示/讲解机制与操作；7—10s 收束停在尾帧。无中文文字/字幕/Logo/水印；保持同一光线与镜头空间；无伪实验/伪专家；不出现可读数字表格。</w:t>
+        <w:rPr>
+          <w:b w:val="0"/>
+        </w:rPr>
+        <w:t>9:16 竖屏，高级半写实 3D/2.5D 现代家庭科学动画。现代中国家庭洗衣阳台：米白墙面、浅木储物柜、白色前开门滚筒洗衣机、灰白台面，上午左侧自然光。本镜主题「人每天睡觉，床上到底会留下什么」（母题变量：人体皮屑、汗液与环境灰尘的累积、频率由出汗、宠物、过敏等场景决定、大件负载与洗衣机容量、彻底干燥和换洗周转）。0—3s：固定出错对象，给出步骤起点；3—7s：镜头跟随手或物件依序完成动作；7—10s：停在正确完成的结果。本段切入透明剖面/截切示意，展示内部结构。本段推入微观/显微尺度表现细节。本段叠加透明透视示意，透视内部机制。动画风格借用：纤维微观 / 污渍脱落 / 水膜泡沫 / 滚筒机械运动 / 布料变形。末尾稳定停帧，右下留出供后期加品牌/片尾。。无中文文字/字幕/Logo/水印/名牌；不改变衣服/材质/产品外观颜色；不出现可读数字表格；不做伪实景/伪医生/伪检测画面。</w:t>
       </w:r>
     </w:p>
     <w:p/>
